--- a/study-notes/Basic_Configuration_Commands.docx
+++ b/study-notes/Basic_Configuration_Commands.docx
@@ -2954,30 +2954,54 @@
           <w:p>
             <w:r>
               <w:rPr>
-                <w:b/>
-                <w:i w:val="0"/>
-              </w:rPr>
-              <w:t>Security Commands (Access Lists, Authentication)</w:t>
-            </w:r>
-          </w:p>
-        </w:tc>
-        <w:tc>
-          <w:tcPr>
-            <w:tcW w:type="dxa" w:w="2160"/>
-          </w:tcPr>
-          <w:p/>
-        </w:tc>
-        <w:tc>
-          <w:tcPr>
-            <w:tcW w:type="dxa" w:w="2160"/>
-          </w:tcPr>
-          <w:p/>
-        </w:tc>
-        <w:tc>
-          <w:tcPr>
-            <w:tcW w:type="dxa" w:w="2160"/>
-          </w:tcPr>
-          <w:p/>
+                <w:b w:val="0"/>
+                <w:i w:val="0"/>
+              </w:rPr>
+              <w:t xml:space="preserve">router rip</w:t>
+            </w:r>
+          </w:p>
+        </w:tc>
+        <w:tc>
+          <w:tcPr>
+            <w:tcW w:type="dxa" w:w="2160"/>
+          </w:tcPr>
+          <w:p>
+            <w:r>
+              <w:rPr>
+                <w:b w:val="0"/>
+                <w:i w:val="0"/>
+              </w:rPr>
+              <w:t xml:space="preserve">Enter RIP config mode</w:t>
+            </w:r>
+          </w:p>
+        </w:tc>
+        <w:tc>
+          <w:tcPr>
+            <w:tcW w:type="dxa" w:w="2160"/>
+          </w:tcPr>
+          <w:p>
+            <w:r>
+              <w:rPr>
+                <w:b w:val="0"/>
+                <w:i w:val="0"/>
+              </w:rPr>
+              <w:t xml:space="preserve">Starts RIP router configuration mode.</w:t>
+            </w:r>
+          </w:p>
+        </w:tc>
+        <w:tc>
+          <w:tcPr>
+            <w:tcW w:type="dxa" w:w="2160"/>
+          </w:tcPr>
+          <w:p>
+            <w:r>
+              <w:rPr>
+                <w:b w:val="0"/>
+                <w:i w:val="0"/>
+              </w:rPr>
+              <w:t xml:space="preserve">Router</w:t>
+            </w:r>
+          </w:p>
         </w:tc>
       </w:tr>
       <w:tr>
@@ -2988,129 +3012,52 @@
           <w:p>
             <w:r>
               <w:rPr>
-                <w:b/>
-                <w:i w:val="0"/>
-              </w:rPr>
-              <w:t xml:space="preserve">access-list </w:t>
-            </w:r>
-            <w:r>
-              <w:rPr>
-                <w:b w:val="0"/>
-                <w:i w:val="0"/>
-              </w:rPr>
-              <w:t>&lt;</w:t>
-            </w:r>
-            <w:r>
-              <w:rPr>
-                <w:b/>
-                <w:i w:val="0"/>
-              </w:rPr>
-              <w:t>number</w:t>
-            </w:r>
-            <w:r>
-              <w:rPr>
-                <w:b w:val="0"/>
-                <w:i w:val="0"/>
-              </w:rPr>
-              <w:t>&gt;</w:t>
-            </w:r>
-            <w:r>
-              <w:rPr>
-                <w:b/>
-                <w:i w:val="0"/>
-              </w:rPr>
-              <w:t xml:space="preserve"> </w:t>
-            </w:r>
-            <w:r>
-              <w:rPr>
-                <w:b w:val="0"/>
-                <w:i w:val="0"/>
-              </w:rPr>
-              <w:t>&lt;</w:t>
-            </w:r>
-            <w:r>
-              <w:rPr>
-                <w:b/>
-                <w:i w:val="0"/>
-              </w:rPr>
-              <w:t>permit/deny</w:t>
-            </w:r>
-            <w:r>
-              <w:rPr>
-                <w:b w:val="0"/>
-                <w:i w:val="0"/>
-              </w:rPr>
-              <w:t>&gt;</w:t>
-            </w:r>
-            <w:r>
-              <w:rPr>
-                <w:b/>
-                <w:i w:val="0"/>
-              </w:rPr>
-              <w:t xml:space="preserve"> </w:t>
-            </w:r>
-            <w:r>
-              <w:rPr>
-                <w:b w:val="0"/>
-                <w:i w:val="0"/>
-              </w:rPr>
-              <w:t>&lt;</w:t>
-            </w:r>
-            <w:r>
-              <w:rPr>
-                <w:b/>
-                <w:i w:val="0"/>
-              </w:rPr>
-              <w:t>conditions</w:t>
-            </w:r>
-            <w:r>
-              <w:rPr>
-                <w:b w:val="0"/>
-                <w:i w:val="0"/>
-              </w:rPr>
-              <w:t>&gt;**</w:t>
-            </w:r>
-          </w:p>
-        </w:tc>
-        <w:tc>
-          <w:tcPr>
-            <w:tcW w:type="dxa" w:w="2160"/>
-          </w:tcPr>
-          <w:p>
-            <w:r>
-              <w:rPr>
-                <w:b w:val="0"/>
-                <w:i w:val="0"/>
-              </w:rPr>
-              <w:t>Create an access control list (ACL)</w:t>
-            </w:r>
-          </w:p>
-        </w:tc>
-        <w:tc>
-          <w:tcPr>
-            <w:tcW w:type="dxa" w:w="2160"/>
-          </w:tcPr>
-          <w:p>
-            <w:r>
-              <w:rPr>
-                <w:b w:val="0"/>
-                <w:i w:val="0"/>
-              </w:rPr>
-              <w:t>Configures standard or extended ACLs to filter traffic based on IP addresses, ports, or protocols.</w:t>
-            </w:r>
-          </w:p>
-        </w:tc>
-        <w:tc>
-          <w:tcPr>
-            <w:tcW w:type="dxa" w:w="2160"/>
-          </w:tcPr>
-          <w:p>
-            <w:r>
-              <w:rPr>
-                <w:b w:val="0"/>
-                <w:i w:val="0"/>
-              </w:rPr>
-              <w:t>Both</w:t>
+                <w:b w:val="0"/>
+                <w:i w:val="0"/>
+              </w:rPr>
+              <w:t xml:space="preserve">version 2</w:t>
+            </w:r>
+          </w:p>
+        </w:tc>
+        <w:tc>
+          <w:tcPr>
+            <w:tcW w:type="dxa" w:w="2160"/>
+          </w:tcPr>
+          <w:p>
+            <w:r>
+              <w:rPr>
+                <w:b w:val="0"/>
+                <w:i w:val="0"/>
+              </w:rPr>
+              <w:t xml:space="preserve">Enable RIPv2</w:t>
+            </w:r>
+          </w:p>
+        </w:tc>
+        <w:tc>
+          <w:tcPr>
+            <w:tcW w:type="dxa" w:w="2160"/>
+          </w:tcPr>
+          <w:p>
+            <w:r>
+              <w:rPr>
+                <w:b w:val="0"/>
+                <w:i w:val="0"/>
+              </w:rPr>
+              <w:t xml:space="preserve">Selects RIPv2 — supports VLSM/CIDR and multicast (224.0.0.9) updates.</w:t>
+            </w:r>
+          </w:p>
+        </w:tc>
+        <w:tc>
+          <w:tcPr>
+            <w:tcW w:type="dxa" w:w="2160"/>
+          </w:tcPr>
+          <w:p>
+            <w:r>
+              <w:rPr>
+                <w:b w:val="0"/>
+                <w:i w:val="0"/>
+              </w:rPr>
+              <w:t xml:space="preserve">Router</w:t>
             </w:r>
           </w:p>
         </w:tc>
@@ -3123,101 +3070,52 @@
           <w:p>
             <w:r>
               <w:rPr>
-                <w:b/>
-                <w:i w:val="0"/>
-              </w:rPr>
-              <w:t xml:space="preserve">ip access-group </w:t>
-            </w:r>
-            <w:r>
-              <w:rPr>
-                <w:b w:val="0"/>
-                <w:i w:val="0"/>
-              </w:rPr>
-              <w:t>&lt;</w:t>
-            </w:r>
-            <w:r>
-              <w:rPr>
-                <w:b/>
-                <w:i w:val="0"/>
-              </w:rPr>
-              <w:t>ACL-number</w:t>
-            </w:r>
-            <w:r>
-              <w:rPr>
-                <w:b w:val="0"/>
-                <w:i w:val="0"/>
-              </w:rPr>
-              <w:t>&gt;</w:t>
-            </w:r>
-            <w:r>
-              <w:rPr>
-                <w:b/>
-                <w:i w:val="0"/>
-              </w:rPr>
-              <w:t xml:space="preserve"> </w:t>
-            </w:r>
-            <w:r>
-              <w:rPr>
-                <w:b w:val="0"/>
-                <w:i w:val="0"/>
-              </w:rPr>
-              <w:t>&lt;</w:t>
-            </w:r>
-            <w:r>
-              <w:rPr>
-                <w:b/>
-                <w:i w:val="0"/>
-              </w:rPr>
-              <w:t>in/out</w:t>
-            </w:r>
-            <w:r>
-              <w:rPr>
-                <w:b w:val="0"/>
-                <w:i w:val="0"/>
-              </w:rPr>
-              <w:t>&gt;**</w:t>
-            </w:r>
-          </w:p>
-        </w:tc>
-        <w:tc>
-          <w:tcPr>
-            <w:tcW w:type="dxa" w:w="2160"/>
-          </w:tcPr>
-          <w:p>
-            <w:r>
-              <w:rPr>
-                <w:b w:val="0"/>
-                <w:i w:val="0"/>
-              </w:rPr>
-              <w:t>Apply an ACL to an interface</w:t>
-            </w:r>
-          </w:p>
-        </w:tc>
-        <w:tc>
-          <w:tcPr>
-            <w:tcW w:type="dxa" w:w="2160"/>
-          </w:tcPr>
-          <w:p>
-            <w:r>
-              <w:rPr>
-                <w:b w:val="0"/>
-                <w:i w:val="0"/>
-              </w:rPr>
-              <w:t>Applies a configured ACL to an interface for inbound or outbound traffic filtering.</w:t>
-            </w:r>
-          </w:p>
-        </w:tc>
-        <w:tc>
-          <w:tcPr>
-            <w:tcW w:type="dxa" w:w="2160"/>
-          </w:tcPr>
-          <w:p>
-            <w:r>
-              <w:rPr>
-                <w:b w:val="0"/>
-                <w:i w:val="0"/>
-              </w:rPr>
-              <w:t>Both</w:t>
+                <w:b w:val="0"/>
+                <w:i w:val="0"/>
+              </w:rPr>
+              <w:t xml:space="preserve">no auto-summary</w:t>
+            </w:r>
+          </w:p>
+        </w:tc>
+        <w:tc>
+          <w:tcPr>
+            <w:tcW w:type="dxa" w:w="2160"/>
+          </w:tcPr>
+          <w:p>
+            <w:r>
+              <w:rPr>
+                <w:b w:val="0"/>
+                <w:i w:val="0"/>
+              </w:rPr>
+              <w:t xml:space="preserve">Disable auto-summary</w:t>
+            </w:r>
+          </w:p>
+        </w:tc>
+        <w:tc>
+          <w:tcPr>
+            <w:tcW w:type="dxa" w:w="2160"/>
+          </w:tcPr>
+          <w:p>
+            <w:r>
+              <w:rPr>
+                <w:b w:val="0"/>
+                <w:i w:val="0"/>
+              </w:rPr>
+              <w:t xml:space="preserve">Prevents RIP from summarising to classful boundaries. Always use with RIPv2.</w:t>
+            </w:r>
+          </w:p>
+        </w:tc>
+        <w:tc>
+          <w:tcPr>
+            <w:tcW w:type="dxa" w:w="2160"/>
+          </w:tcPr>
+          <w:p>
+            <w:r>
+              <w:rPr>
+                <w:b w:val="0"/>
+                <w:i w:val="0"/>
+              </w:rPr>
+              <w:t xml:space="preserve">Router</w:t>
             </w:r>
           </w:p>
         </w:tc>
@@ -3230,52 +3128,52 @@
           <w:p>
             <w:r>
               <w:rPr>
-                <w:b/>
-                <w:i w:val="0"/>
-              </w:rPr>
-              <w:t>aaa new-model</w:t>
-            </w:r>
-          </w:p>
-        </w:tc>
-        <w:tc>
-          <w:tcPr>
-            <w:tcW w:type="dxa" w:w="2160"/>
-          </w:tcPr>
-          <w:p>
-            <w:r>
-              <w:rPr>
-                <w:b w:val="0"/>
-                <w:i w:val="0"/>
-              </w:rPr>
-              <w:t>Enable AAA (Authentication, Authorization, Accounting)</w:t>
-            </w:r>
-          </w:p>
-        </w:tc>
-        <w:tc>
-          <w:tcPr>
-            <w:tcW w:type="dxa" w:w="2160"/>
-          </w:tcPr>
-          <w:p>
-            <w:r>
-              <w:rPr>
-                <w:b w:val="0"/>
-                <w:i w:val="0"/>
-              </w:rPr>
-              <w:t>Enables AAA services for centralised authentication and accounting.</w:t>
-            </w:r>
-          </w:p>
-        </w:tc>
-        <w:tc>
-          <w:tcPr>
-            <w:tcW w:type="dxa" w:w="2160"/>
-          </w:tcPr>
-          <w:p>
-            <w:r>
-              <w:rPr>
-                <w:b w:val="0"/>
-                <w:i w:val="0"/>
-              </w:rPr>
-              <w:t>Both</w:t>
+                <w:b w:val="0"/>
+                <w:i w:val="0"/>
+              </w:rPr>
+              <w:t xml:space="preserve">debug ip rip</w:t>
+            </w:r>
+          </w:p>
+        </w:tc>
+        <w:tc>
+          <w:tcPr>
+            <w:tcW w:type="dxa" w:w="2160"/>
+          </w:tcPr>
+          <w:p>
+            <w:r>
+              <w:rPr>
+                <w:b w:val="0"/>
+                <w:i w:val="0"/>
+              </w:rPr>
+              <w:t xml:space="preserve">Debug RIP in real time</w:t>
+            </w:r>
+          </w:p>
+        </w:tc>
+        <w:tc>
+          <w:tcPr>
+            <w:tcW w:type="dxa" w:w="2160"/>
+          </w:tcPr>
+          <w:p>
+            <w:r>
+              <w:rPr>
+                <w:b w:val="0"/>
+                <w:i w:val="0"/>
+              </w:rPr>
+              <w:t xml:space="preserve">Shows RIP updates being sent and received.</w:t>
+            </w:r>
+          </w:p>
+        </w:tc>
+        <w:tc>
+          <w:tcPr>
+            <w:tcW w:type="dxa" w:w="2160"/>
+          </w:tcPr>
+          <w:p>
+            <w:r>
+              <w:rPr>
+                <w:b w:val="0"/>
+                <w:i w:val="0"/>
+              </w:rPr>
+              <w:t xml:space="preserve">Router</w:t>
             </w:r>
           </w:p>
         </w:tc>
@@ -3288,73 +3186,52 @@
           <w:p>
             <w:r>
               <w:rPr>
-                <w:b/>
-                <w:i w:val="0"/>
-              </w:rPr>
-              <w:t xml:space="preserve">radius-server host </w:t>
-            </w:r>
-            <w:r>
-              <w:rPr>
-                <w:b w:val="0"/>
-                <w:i w:val="0"/>
-              </w:rPr>
-              <w:t>&lt;</w:t>
-            </w:r>
-            <w:r>
-              <w:rPr>
-                <w:b/>
-                <w:i w:val="0"/>
-              </w:rPr>
-              <w:t>IP</w:t>
-            </w:r>
-            <w:r>
-              <w:rPr>
-                <w:b w:val="0"/>
-                <w:i w:val="0"/>
-              </w:rPr>
-              <w:t>&gt;**</w:t>
-            </w:r>
-          </w:p>
-        </w:tc>
-        <w:tc>
-          <w:tcPr>
-            <w:tcW w:type="dxa" w:w="2160"/>
-          </w:tcPr>
-          <w:p>
-            <w:r>
-              <w:rPr>
-                <w:b w:val="0"/>
-                <w:i w:val="0"/>
-              </w:rPr>
-              <w:t>Configure a RADIUS server</w:t>
-            </w:r>
-          </w:p>
-        </w:tc>
-        <w:tc>
-          <w:tcPr>
-            <w:tcW w:type="dxa" w:w="2160"/>
-          </w:tcPr>
-          <w:p>
-            <w:r>
-              <w:rPr>
-                <w:b w:val="0"/>
-                <w:i w:val="0"/>
-              </w:rPr>
-              <w:t>Specifies the IP address of the RADIUS server for authentication. Older syntax; newer IOS uses radius server &lt;name&gt;.</w:t>
-            </w:r>
-          </w:p>
-        </w:tc>
-        <w:tc>
-          <w:tcPr>
-            <w:tcW w:type="dxa" w:w="2160"/>
-          </w:tcPr>
-          <w:p>
-            <w:r>
-              <w:rPr>
-                <w:b w:val="0"/>
-                <w:i w:val="0"/>
-              </w:rPr>
-              <w:t>Both</w:t>
+                <w:b w:val="0"/>
+                <w:i w:val="0"/>
+              </w:rPr>
+              <w:t xml:space="preserve">show ip rip database</w:t>
+            </w:r>
+          </w:p>
+        </w:tc>
+        <w:tc>
+          <w:tcPr>
+            <w:tcW w:type="dxa" w:w="2160"/>
+          </w:tcPr>
+          <w:p>
+            <w:r>
+              <w:rPr>
+                <w:b w:val="0"/>
+                <w:i w:val="0"/>
+              </w:rPr>
+              <w:t xml:space="preserve">View RIP database</w:t>
+            </w:r>
+          </w:p>
+        </w:tc>
+        <w:tc>
+          <w:tcPr>
+            <w:tcW w:type="dxa" w:w="2160"/>
+          </w:tcPr>
+          <w:p>
+            <w:r>
+              <w:rPr>
+                <w:b w:val="0"/>
+                <w:i w:val="0"/>
+              </w:rPr>
+              <w:t xml:space="preserve">Displays RIP-learned routes and their metrics.</w:t>
+            </w:r>
+          </w:p>
+        </w:tc>
+        <w:tc>
+          <w:tcPr>
+            <w:tcW w:type="dxa" w:w="2160"/>
+          </w:tcPr>
+          <w:p>
+            <w:r>
+              <w:rPr>
+                <w:b w:val="0"/>
+                <w:i w:val="0"/>
+              </w:rPr>
+              <w:t xml:space="preserve">Router</w:t>
             </w:r>
           </w:p>
         </w:tc>
@@ -3367,73 +3244,52 @@
           <w:p>
             <w:r>
               <w:rPr>
-                <w:b/>
-                <w:i w:val="0"/>
-              </w:rPr>
-              <w:t xml:space="preserve">tacacs-server host </w:t>
-            </w:r>
-            <w:r>
-              <w:rPr>
-                <w:b w:val="0"/>
-                <w:i w:val="0"/>
-              </w:rPr>
-              <w:t>&lt;</w:t>
-            </w:r>
-            <w:r>
-              <w:rPr>
-                <w:b/>
-                <w:i w:val="0"/>
-              </w:rPr>
-              <w:t>IP</w:t>
-            </w:r>
-            <w:r>
-              <w:rPr>
-                <w:b w:val="0"/>
-                <w:i w:val="0"/>
-              </w:rPr>
-              <w:t>&gt;**</w:t>
-            </w:r>
-          </w:p>
-        </w:tc>
-        <w:tc>
-          <w:tcPr>
-            <w:tcW w:type="dxa" w:w="2160"/>
-          </w:tcPr>
-          <w:p>
-            <w:r>
-              <w:rPr>
-                <w:b w:val="0"/>
-                <w:i w:val="0"/>
-              </w:rPr>
-              <w:t>Configure a TACACS+ server</w:t>
-            </w:r>
-          </w:p>
-        </w:tc>
-        <w:tc>
-          <w:tcPr>
-            <w:tcW w:type="dxa" w:w="2160"/>
-          </w:tcPr>
-          <w:p>
-            <w:r>
-              <w:rPr>
-                <w:b w:val="0"/>
-                <w:i w:val="0"/>
-              </w:rPr>
-              <w:t>Specifies the IP address of the TACACS+ server for authentication. Older syntax; newer IOS uses tacacs server &lt;name&gt;.</w:t>
-            </w:r>
-          </w:p>
-        </w:tc>
-        <w:tc>
-          <w:tcPr>
-            <w:tcW w:type="dxa" w:w="2160"/>
-          </w:tcPr>
-          <w:p>
-            <w:r>
-              <w:rPr>
-                <w:b w:val="0"/>
-                <w:i w:val="0"/>
-              </w:rPr>
-              <w:t>Both</w:t>
+                <w:b w:val="0"/>
+                <w:i w:val="0"/>
+              </w:rPr>
+              <w:t xml:space="preserve">show ip protocols</w:t>
+            </w:r>
+          </w:p>
+        </w:tc>
+        <w:tc>
+          <w:tcPr>
+            <w:tcW w:type="dxa" w:w="2160"/>
+          </w:tcPr>
+          <w:p>
+            <w:r>
+              <w:rPr>
+                <w:b w:val="0"/>
+                <w:i w:val="0"/>
+              </w:rPr>
+              <w:t xml:space="preserve">View protocol summary</w:t>
+            </w:r>
+          </w:p>
+        </w:tc>
+        <w:tc>
+          <w:tcPr>
+            <w:tcW w:type="dxa" w:w="2160"/>
+          </w:tcPr>
+          <w:p>
+            <w:r>
+              <w:rPr>
+                <w:b w:val="0"/>
+                <w:i w:val="0"/>
+              </w:rPr>
+              <w:t xml:space="preserve">Displays networks, passive interfaces, neighbours, AD, and max paths.</w:t>
+            </w:r>
+          </w:p>
+        </w:tc>
+        <w:tc>
+          <w:tcPr>
+            <w:tcW w:type="dxa" w:w="2160"/>
+          </w:tcPr>
+          <w:p>
+            <w:r>
+              <w:rPr>
+                <w:b w:val="0"/>
+                <w:i w:val="0"/>
+              </w:rPr>
+              <w:t xml:space="preserve">Router</w:t>
             </w:r>
           </w:p>
         </w:tc>
@@ -3446,9 +3302,733 @@
           <w:p>
             <w:r>
               <w:rPr>
+                <w:b w:val="0"/>
+                <w:i w:val="0"/>
+              </w:rPr>
+              <w:t xml:space="preserve">eigrp router-id &lt;IP&gt;</w:t>
+            </w:r>
+          </w:p>
+        </w:tc>
+        <w:tc>
+          <w:tcPr>
+            <w:tcW w:type="dxa" w:w="2160"/>
+          </w:tcPr>
+          <w:p>
+            <w:r>
+              <w:rPr>
+                <w:b w:val="0"/>
+                <w:i w:val="0"/>
+              </w:rPr>
+              <w:t xml:space="preserve">Set Router ID manually</w:t>
+            </w:r>
+          </w:p>
+        </w:tc>
+        <w:tc>
+          <w:tcPr>
+            <w:tcW w:type="dxa" w:w="2160"/>
+          </w:tcPr>
+          <w:p>
+            <w:r>
+              <w:rPr>
+                <w:b w:val="0"/>
+                <w:i w:val="0"/>
+              </w:rPr>
+              <w:t xml:space="preserve">Explicitly sets the Router ID rather than relying on IP address selection.</w:t>
+            </w:r>
+          </w:p>
+        </w:tc>
+        <w:tc>
+          <w:tcPr>
+            <w:tcW w:type="dxa" w:w="2160"/>
+          </w:tcPr>
+          <w:p>
+            <w:r>
+              <w:rPr>
+                <w:b w:val="0"/>
+                <w:i w:val="0"/>
+              </w:rPr>
+              <w:t xml:space="preserve">Router</w:t>
+            </w:r>
+          </w:p>
+        </w:tc>
+      </w:tr>
+      <w:tr>
+        <w:tc>
+          <w:tcPr>
+            <w:tcW w:type="dxa" w:w="2160"/>
+          </w:tcPr>
+          <w:p>
+            <w:r>
+              <w:rPr>
+                <w:b w:val="0"/>
+                <w:i w:val="0"/>
+              </w:rPr>
+              <w:t xml:space="preserve">show ip eigrp topology</w:t>
+            </w:r>
+          </w:p>
+        </w:tc>
+        <w:tc>
+          <w:tcPr>
+            <w:tcW w:type="dxa" w:w="2160"/>
+          </w:tcPr>
+          <w:p>
+            <w:r>
+              <w:rPr>
+                <w:b w:val="0"/>
+                <w:i w:val="0"/>
+              </w:rPr>
+              <w:t xml:space="preserve">View EIGRP topology table</w:t>
+            </w:r>
+          </w:p>
+        </w:tc>
+        <w:tc>
+          <w:tcPr>
+            <w:tcW w:type="dxa" w:w="2160"/>
+          </w:tcPr>
+          <w:p>
+            <w:r>
+              <w:rPr>
+                <w:b w:val="0"/>
+                <w:i w:val="0"/>
+              </w:rPr>
+              <w:t xml:space="preserve">Shows all known routes including successors and feasible successors.</w:t>
+            </w:r>
+          </w:p>
+        </w:tc>
+        <w:tc>
+          <w:tcPr>
+            <w:tcW w:type="dxa" w:w="2160"/>
+          </w:tcPr>
+          <w:p>
+            <w:r>
+              <w:rPr>
+                <w:b w:val="0"/>
+                <w:i w:val="0"/>
+              </w:rPr>
+              <w:t xml:space="preserve">Router</w:t>
+            </w:r>
+          </w:p>
+        </w:tc>
+      </w:tr>
+      <w:tr>
+        <w:tc>
+          <w:tcPr>
+            <w:tcW w:type="dxa" w:w="2160"/>
+          </w:tcPr>
+          <w:p>
+            <w:r>
+              <w:rPr>
+                <w:b w:val="0"/>
+                <w:i w:val="0"/>
+              </w:rPr>
+              <w:t xml:space="preserve">variance &lt;multiplier&gt;</w:t>
+            </w:r>
+          </w:p>
+        </w:tc>
+        <w:tc>
+          <w:tcPr>
+            <w:tcW w:type="dxa" w:w="2160"/>
+          </w:tcPr>
+          <w:p>
+            <w:r>
+              <w:rPr>
+                <w:b w:val="0"/>
+                <w:i w:val="0"/>
+              </w:rPr>
+              <w:t xml:space="preserve">Enable unequal-cost LB</w:t>
+            </w:r>
+          </w:p>
+        </w:tc>
+        <w:tc>
+          <w:tcPr>
+            <w:tcW w:type="dxa" w:w="2160"/>
+          </w:tcPr>
+          <w:p>
+            <w:r>
+              <w:rPr>
+                <w:b w:val="0"/>
+                <w:i w:val="0"/>
+              </w:rPr>
+              <w:t xml:space="preserve">Allows EIGRP to load-balance across paths where metric is within this multiple of the best path.</w:t>
+            </w:r>
+          </w:p>
+        </w:tc>
+        <w:tc>
+          <w:tcPr>
+            <w:tcW w:type="dxa" w:w="2160"/>
+          </w:tcPr>
+          <w:p>
+            <w:r>
+              <w:rPr>
+                <w:b w:val="0"/>
+                <w:i w:val="0"/>
+              </w:rPr>
+              <w:t xml:space="preserve">Router</w:t>
+            </w:r>
+          </w:p>
+        </w:tc>
+      </w:tr>
+      <w:tr>
+        <w:tc>
+          <w:tcPr>
+            <w:tcW w:type="dxa" w:w="2160"/>
+          </w:tcPr>
+          <w:p>
+            <w:r>
+              <w:rPr>
+                <w:b w:val="0"/>
+                <w:i w:val="0"/>
+              </w:rPr>
+              <w:t xml:space="preserve">ip access-list standard &lt;name&gt;</w:t>
+            </w:r>
+          </w:p>
+        </w:tc>
+        <w:tc>
+          <w:tcPr>
+            <w:tcW w:type="dxa" w:w="2160"/>
+          </w:tcPr>
+          <w:p>
+            <w:r>
+              <w:rPr>
+                <w:b w:val="0"/>
+                <w:i w:val="0"/>
+              </w:rPr>
+              <w:t xml:space="preserve">Create a named standard ACL</w:t>
+            </w:r>
+          </w:p>
+        </w:tc>
+        <w:tc>
+          <w:tcPr>
+            <w:tcW w:type="dxa" w:w="2160"/>
+          </w:tcPr>
+          <w:p>
+            <w:r>
+              <w:rPr>
+                <w:b w:val="0"/>
+                <w:i w:val="0"/>
+              </w:rPr>
+              <w:t xml:space="preserve">Enters standard named-ACL config mode; then add: [seq] {permit|deny} &lt;source&gt; [wildcard].</w:t>
+            </w:r>
+          </w:p>
+        </w:tc>
+        <w:tc>
+          <w:tcPr>
+            <w:tcW w:type="dxa" w:w="2160"/>
+          </w:tcPr>
+          <w:p>
+            <w:r>
+              <w:rPr>
+                <w:b w:val="0"/>
+                <w:i w:val="0"/>
+              </w:rPr>
+              <w:t xml:space="preserve">Both</w:t>
+            </w:r>
+          </w:p>
+        </w:tc>
+      </w:tr>
+      <w:tr>
+        <w:tc>
+          <w:tcPr>
+            <w:tcW w:type="dxa" w:w="2160"/>
+          </w:tcPr>
+          <w:p>
+            <w:r>
+              <w:rPr>
                 <w:b/>
                 <w:i w:val="0"/>
               </w:rPr>
+              <w:t>Security Commands (Access Lists, Authentication)</w:t>
+            </w:r>
+          </w:p>
+        </w:tc>
+        <w:tc>
+          <w:tcPr>
+            <w:tcW w:type="dxa" w:w="2160"/>
+          </w:tcPr>
+          <w:p/>
+        </w:tc>
+        <w:tc>
+          <w:tcPr>
+            <w:tcW w:type="dxa" w:w="2160"/>
+          </w:tcPr>
+          <w:p/>
+        </w:tc>
+        <w:tc>
+          <w:tcPr>
+            <w:tcW w:type="dxa" w:w="2160"/>
+          </w:tcPr>
+          <w:p/>
+        </w:tc>
+      </w:tr>
+      <w:tr>
+        <w:tc>
+          <w:tcPr>
+            <w:tcW w:type="dxa" w:w="2160"/>
+          </w:tcPr>
+          <w:p>
+            <w:r>
+              <w:rPr>
+                <w:b/>
+                <w:i w:val="0"/>
+              </w:rPr>
+              <w:t xml:space="preserve">access-list </w:t>
+            </w:r>
+            <w:r>
+              <w:rPr>
+                <w:b w:val="0"/>
+                <w:i w:val="0"/>
+              </w:rPr>
+              <w:t>&lt;</w:t>
+            </w:r>
+            <w:r>
+              <w:rPr>
+                <w:b/>
+                <w:i w:val="0"/>
+              </w:rPr>
+              <w:t>number</w:t>
+            </w:r>
+            <w:r>
+              <w:rPr>
+                <w:b w:val="0"/>
+                <w:i w:val="0"/>
+              </w:rPr>
+              <w:t>&gt;</w:t>
+            </w:r>
+            <w:r>
+              <w:rPr>
+                <w:b/>
+                <w:i w:val="0"/>
+              </w:rPr>
+              <w:t xml:space="preserve"> </w:t>
+            </w:r>
+            <w:r>
+              <w:rPr>
+                <w:b w:val="0"/>
+                <w:i w:val="0"/>
+              </w:rPr>
+              <w:t>&lt;</w:t>
+            </w:r>
+            <w:r>
+              <w:rPr>
+                <w:b/>
+                <w:i w:val="0"/>
+              </w:rPr>
+              <w:t>permit/deny</w:t>
+            </w:r>
+            <w:r>
+              <w:rPr>
+                <w:b w:val="0"/>
+                <w:i w:val="0"/>
+              </w:rPr>
+              <w:t>&gt;</w:t>
+            </w:r>
+            <w:r>
+              <w:rPr>
+                <w:b/>
+                <w:i w:val="0"/>
+              </w:rPr>
+              <w:t xml:space="preserve"> </w:t>
+            </w:r>
+            <w:r>
+              <w:rPr>
+                <w:b w:val="0"/>
+                <w:i w:val="0"/>
+              </w:rPr>
+              <w:t>&lt;</w:t>
+            </w:r>
+            <w:r>
+              <w:rPr>
+                <w:b/>
+                <w:i w:val="0"/>
+              </w:rPr>
+              <w:t>conditions</w:t>
+            </w:r>
+            <w:r>
+              <w:rPr>
+                <w:b w:val="0"/>
+                <w:i w:val="0"/>
+              </w:rPr>
+              <w:t>&gt;**</w:t>
+            </w:r>
+          </w:p>
+        </w:tc>
+        <w:tc>
+          <w:tcPr>
+            <w:tcW w:type="dxa" w:w="2160"/>
+          </w:tcPr>
+          <w:p>
+            <w:r>
+              <w:rPr>
+                <w:b w:val="0"/>
+                <w:i w:val="0"/>
+              </w:rPr>
+              <w:t>Create an access control list (ACL)</w:t>
+            </w:r>
+          </w:p>
+        </w:tc>
+        <w:tc>
+          <w:tcPr>
+            <w:tcW w:type="dxa" w:w="2160"/>
+          </w:tcPr>
+          <w:p>
+            <w:r>
+              <w:rPr>
+                <w:b w:val="0"/>
+                <w:i w:val="0"/>
+              </w:rPr>
+              <w:t>Configures standard or extended ACLs to filter traffic based on IP addresses, ports, or protocols.</w:t>
+            </w:r>
+          </w:p>
+        </w:tc>
+        <w:tc>
+          <w:tcPr>
+            <w:tcW w:type="dxa" w:w="2160"/>
+          </w:tcPr>
+          <w:p>
+            <w:r>
+              <w:rPr>
+                <w:b w:val="0"/>
+                <w:i w:val="0"/>
+              </w:rPr>
+              <w:t>Both</w:t>
+            </w:r>
+          </w:p>
+        </w:tc>
+      </w:tr>
+      <w:tr>
+        <w:tc>
+          <w:tcPr>
+            <w:tcW w:type="dxa" w:w="2160"/>
+          </w:tcPr>
+          <w:p>
+            <w:r>
+              <w:rPr>
+                <w:b/>
+                <w:i w:val="0"/>
+              </w:rPr>
+              <w:t xml:space="preserve">ip access-group </w:t>
+            </w:r>
+            <w:r>
+              <w:rPr>
+                <w:b w:val="0"/>
+                <w:i w:val="0"/>
+              </w:rPr>
+              <w:t>&lt;</w:t>
+            </w:r>
+            <w:r>
+              <w:rPr>
+                <w:b/>
+                <w:i w:val="0"/>
+              </w:rPr>
+              <w:t>ACL-number</w:t>
+            </w:r>
+            <w:r>
+              <w:rPr>
+                <w:b w:val="0"/>
+                <w:i w:val="0"/>
+              </w:rPr>
+              <w:t>&gt;</w:t>
+            </w:r>
+            <w:r>
+              <w:rPr>
+                <w:b/>
+                <w:i w:val="0"/>
+              </w:rPr>
+              <w:t xml:space="preserve"> </w:t>
+            </w:r>
+            <w:r>
+              <w:rPr>
+                <w:b w:val="0"/>
+                <w:i w:val="0"/>
+              </w:rPr>
+              <w:t>&lt;</w:t>
+            </w:r>
+            <w:r>
+              <w:rPr>
+                <w:b/>
+                <w:i w:val="0"/>
+              </w:rPr>
+              <w:t>in/out</w:t>
+            </w:r>
+            <w:r>
+              <w:rPr>
+                <w:b w:val="0"/>
+                <w:i w:val="0"/>
+              </w:rPr>
+              <w:t>&gt;**</w:t>
+            </w:r>
+          </w:p>
+        </w:tc>
+        <w:tc>
+          <w:tcPr>
+            <w:tcW w:type="dxa" w:w="2160"/>
+          </w:tcPr>
+          <w:p>
+            <w:r>
+              <w:rPr>
+                <w:b w:val="0"/>
+                <w:i w:val="0"/>
+              </w:rPr>
+              <w:t>Apply an ACL to an interface</w:t>
+            </w:r>
+          </w:p>
+        </w:tc>
+        <w:tc>
+          <w:tcPr>
+            <w:tcW w:type="dxa" w:w="2160"/>
+          </w:tcPr>
+          <w:p>
+            <w:r>
+              <w:rPr>
+                <w:b w:val="0"/>
+                <w:i w:val="0"/>
+              </w:rPr>
+              <w:t>Applies a configured ACL to an interface for inbound or outbound traffic filtering.</w:t>
+            </w:r>
+          </w:p>
+        </w:tc>
+        <w:tc>
+          <w:tcPr>
+            <w:tcW w:type="dxa" w:w="2160"/>
+          </w:tcPr>
+          <w:p>
+            <w:r>
+              <w:rPr>
+                <w:b w:val="0"/>
+                <w:i w:val="0"/>
+              </w:rPr>
+              <w:t>Both</w:t>
+            </w:r>
+          </w:p>
+        </w:tc>
+      </w:tr>
+      <w:tr>
+        <w:tc>
+          <w:tcPr>
+            <w:tcW w:type="dxa" w:w="2160"/>
+          </w:tcPr>
+          <w:p>
+            <w:r>
+              <w:rPr>
+                <w:b/>
+                <w:i w:val="0"/>
+              </w:rPr>
+              <w:t>aaa new-model</w:t>
+            </w:r>
+          </w:p>
+        </w:tc>
+        <w:tc>
+          <w:tcPr>
+            <w:tcW w:type="dxa" w:w="2160"/>
+          </w:tcPr>
+          <w:p>
+            <w:r>
+              <w:rPr>
+                <w:b w:val="0"/>
+                <w:i w:val="0"/>
+              </w:rPr>
+              <w:t>Enable AAA (Authentication, Authorization, Accounting)</w:t>
+            </w:r>
+          </w:p>
+        </w:tc>
+        <w:tc>
+          <w:tcPr>
+            <w:tcW w:type="dxa" w:w="2160"/>
+          </w:tcPr>
+          <w:p>
+            <w:r>
+              <w:rPr>
+                <w:b w:val="0"/>
+                <w:i w:val="0"/>
+              </w:rPr>
+              <w:t>Enables AAA services for centralised authentication and accounting.</w:t>
+            </w:r>
+          </w:p>
+        </w:tc>
+        <w:tc>
+          <w:tcPr>
+            <w:tcW w:type="dxa" w:w="2160"/>
+          </w:tcPr>
+          <w:p>
+            <w:r>
+              <w:rPr>
+                <w:b w:val="0"/>
+                <w:i w:val="0"/>
+              </w:rPr>
+              <w:t>Both</w:t>
+            </w:r>
+          </w:p>
+        </w:tc>
+      </w:tr>
+      <w:tr>
+        <w:tc>
+          <w:tcPr>
+            <w:tcW w:type="dxa" w:w="2160"/>
+          </w:tcPr>
+          <w:p>
+            <w:r>
+              <w:rPr>
+                <w:b/>
+                <w:i w:val="0"/>
+              </w:rPr>
+              <w:t xml:space="preserve">radius-server host </w:t>
+            </w:r>
+            <w:r>
+              <w:rPr>
+                <w:b w:val="0"/>
+                <w:i w:val="0"/>
+              </w:rPr>
+              <w:t>&lt;</w:t>
+            </w:r>
+            <w:r>
+              <w:rPr>
+                <w:b/>
+                <w:i w:val="0"/>
+              </w:rPr>
+              <w:t>IP</w:t>
+            </w:r>
+            <w:r>
+              <w:rPr>
+                <w:b w:val="0"/>
+                <w:i w:val="0"/>
+              </w:rPr>
+              <w:t>&gt;**</w:t>
+            </w:r>
+          </w:p>
+        </w:tc>
+        <w:tc>
+          <w:tcPr>
+            <w:tcW w:type="dxa" w:w="2160"/>
+          </w:tcPr>
+          <w:p>
+            <w:r>
+              <w:rPr>
+                <w:b w:val="0"/>
+                <w:i w:val="0"/>
+              </w:rPr>
+              <w:t>Configure a RADIUS server</w:t>
+            </w:r>
+          </w:p>
+        </w:tc>
+        <w:tc>
+          <w:tcPr>
+            <w:tcW w:type="dxa" w:w="2160"/>
+          </w:tcPr>
+          <w:p>
+            <w:r>
+              <w:rPr>
+                <w:b w:val="0"/>
+                <w:i w:val="0"/>
+              </w:rPr>
+              <w:t>Specifies the IP address of the RADIUS server for authentication. Older syntax; newer IOS uses radius server &lt;name&gt;.</w:t>
+            </w:r>
+          </w:p>
+        </w:tc>
+        <w:tc>
+          <w:tcPr>
+            <w:tcW w:type="dxa" w:w="2160"/>
+          </w:tcPr>
+          <w:p>
+            <w:r>
+              <w:rPr>
+                <w:b w:val="0"/>
+                <w:i w:val="0"/>
+              </w:rPr>
+              <w:t>Both</w:t>
+            </w:r>
+          </w:p>
+        </w:tc>
+      </w:tr>
+      <w:tr>
+        <w:tc>
+          <w:tcPr>
+            <w:tcW w:type="dxa" w:w="2160"/>
+          </w:tcPr>
+          <w:p>
+            <w:r>
+              <w:rPr>
+                <w:b/>
+                <w:i w:val="0"/>
+              </w:rPr>
+              <w:t xml:space="preserve">tacacs-server host </w:t>
+            </w:r>
+            <w:r>
+              <w:rPr>
+                <w:b w:val="0"/>
+                <w:i w:val="0"/>
+              </w:rPr>
+              <w:t>&lt;</w:t>
+            </w:r>
+            <w:r>
+              <w:rPr>
+                <w:b/>
+                <w:i w:val="0"/>
+              </w:rPr>
+              <w:t>IP</w:t>
+            </w:r>
+            <w:r>
+              <w:rPr>
+                <w:b w:val="0"/>
+                <w:i w:val="0"/>
+              </w:rPr>
+              <w:t>&gt;**</w:t>
+            </w:r>
+          </w:p>
+        </w:tc>
+        <w:tc>
+          <w:tcPr>
+            <w:tcW w:type="dxa" w:w="2160"/>
+          </w:tcPr>
+          <w:p>
+            <w:r>
+              <w:rPr>
+                <w:b w:val="0"/>
+                <w:i w:val="0"/>
+              </w:rPr>
+              <w:t>Configure a TACACS+ server</w:t>
+            </w:r>
+          </w:p>
+        </w:tc>
+        <w:tc>
+          <w:tcPr>
+            <w:tcW w:type="dxa" w:w="2160"/>
+          </w:tcPr>
+          <w:p>
+            <w:r>
+              <w:rPr>
+                <w:b w:val="0"/>
+                <w:i w:val="0"/>
+              </w:rPr>
+              <w:t>Specifies the IP address of the TACACS+ server for authentication. Older syntax; newer IOS uses tacacs server &lt;name&gt;.</w:t>
+            </w:r>
+          </w:p>
+        </w:tc>
+        <w:tc>
+          <w:tcPr>
+            <w:tcW w:type="dxa" w:w="2160"/>
+          </w:tcPr>
+          <w:p>
+            <w:r>
+              <w:rPr>
+                <w:b w:val="0"/>
+                <w:i w:val="0"/>
+              </w:rPr>
+              <w:t>Both</w:t>
+            </w:r>
+          </w:p>
+        </w:tc>
+      </w:tr>
+      <w:tr>
+        <w:tc>
+          <w:tcPr>
+            <w:tcW w:type="dxa" w:w="2160"/>
+          </w:tcPr>
+          <w:p>
+            <w:r>
+              <w:rPr>
+                <w:b/>
+                <w:i w:val="0"/>
+              </w:rPr>
               <w:t>show access-lists</w:t>
             </w:r>
           </w:p>
@@ -3492,6 +4072,64 @@
                 <w:i w:val="0"/>
               </w:rPr>
               <w:t>Both</w:t>
+            </w:r>
+          </w:p>
+        </w:tc>
+      </w:tr>
+      <w:tr>
+        <w:tc>
+          <w:tcPr>
+            <w:tcW w:type="dxa" w:w="2160"/>
+          </w:tcPr>
+          <w:p>
+            <w:r>
+              <w:rPr>
+                <w:b w:val="0"/>
+                <w:i w:val="0"/>
+              </w:rPr>
+              <w:t xml:space="preserve">show ip access-lists</w:t>
+            </w:r>
+          </w:p>
+        </w:tc>
+        <w:tc>
+          <w:tcPr>
+            <w:tcW w:type="dxa" w:w="2160"/>
+          </w:tcPr>
+          <w:p>
+            <w:r>
+              <w:rPr>
+                <w:b w:val="0"/>
+                <w:i w:val="0"/>
+              </w:rPr>
+              <w:t xml:space="preserve">Display configured IP ACLs</w:t>
+            </w:r>
+          </w:p>
+        </w:tc>
+        <w:tc>
+          <w:tcPr>
+            <w:tcW w:type="dxa" w:w="2160"/>
+          </w:tcPr>
+          <w:p>
+            <w:r>
+              <w:rPr>
+                <w:b w:val="0"/>
+                <w:i w:val="0"/>
+              </w:rPr>
+              <w:t xml:space="preserve">Lists only the IP access control lists on the device (show access-lists lists all ACL types).</w:t>
+            </w:r>
+          </w:p>
+        </w:tc>
+        <w:tc>
+          <w:tcPr>
+            <w:tcW w:type="dxa" w:w="2160"/>
+          </w:tcPr>
+          <w:p>
+            <w:r>
+              <w:rPr>
+                <w:b w:val="0"/>
+                <w:i w:val="0"/>
+              </w:rPr>
+              <w:t xml:space="preserve">Both</w:t>
             </w:r>
           </w:p>
         </w:tc>

--- a/study-notes/Basic_Configuration_Commands.docx
+++ b/study-notes/Basic_Configuration_Commands.docx
@@ -4115,7 +4115,7 @@
                 <w:b w:val="0"/>
                 <w:i w:val="0"/>
               </w:rPr>
-              <w:t xml:space="preserve">Lists only the IP access control lists on the device (show access-lists lists all ACL types).</w:t>
+              <w:t xml:space="preserve">Lists the IP access control lists configured on the device.</w:t>
             </w:r>
           </w:p>
         </w:tc>
@@ -5896,7 +5896,7 @@
                 <w:b w:val="0"/>
                 <w:i w:val="0"/>
               </w:rPr>
-              <w:t xml:space="preserve">Global mode. Cisco switches default to PVST+; this switches to Rapid PVST+ (802.1w per VLAN).</w:t>
+              <w:t xml:space="preserve">Global mode. Enables Rapid PVST+ (802.1w per VLAN). Classic Catalyst switches default to PVST+.</w:t>
             </w:r>
           </w:p>
         </w:tc>

--- a/study-notes/Basic_Configuration_Commands.docx
+++ b/study-notes/Basic_Configuration_Commands.docx
@@ -461,7 +461,7 @@
                 <w:b w:val="0"/>
                 <w:i w:val="0"/>
               </w:rPr>
-              <w:t>Sets a password to protect access to privileged EXEC mode, encrypting the password for security.</w:t>
+              <w:t>Sets a password to protect access to privileged EXEC mode. The password is stored as a hash, not in plain text.</w:t>
             </w:r>
           </w:p>
         </w:tc>
@@ -519,7 +519,7 @@
                 <w:b w:val="0"/>
                 <w:i w:val="0"/>
               </w:rPr>
-              <w:t>Encrypts all clear-text passwords in the running and startup config. Note: has NO effect on enable secret, which is always encrypted.</w:t>
+              <w:t>Encrypts all clear-text passwords in the running and startup config. Weak, reversible encryption (Type 7). Note: has NO effect on enable secret, which is already hashed.</w:t>
             </w:r>
           </w:p>
         </w:tc>
@@ -8304,8 +8304,8 @@
       </w:r>
     </w:p>
     <w:sectPr>
-      <w:pgSz w:w="12240" w:h="15840"/>
-      <w:pgMar w:top="1440" w:right="1800" w:bottom="1440" w:left="1800" w:header="720" w:footer="720" w:gutter="0"/>
+      <w:pgSz w:w="11906" w:h="16838"/>
+      <w:pgMar w:top="1440" w:right="1633" w:bottom="1440" w:left="1633" w:header="720" w:footer="720" w:gutter="0"/>
       <w:cols w:space="720"/>
       <w:docGrid w:linePitch="360"/>
     </w:sectPr>

--- a/study-notes/Basic_Configuration_Commands.docx
+++ b/study-notes/Basic_Configuration_Commands.docx
@@ -2631,6 +2631,64 @@
                 <w:i w:val="0"/>
               </w:rPr>
               <w:t>Router</w:t>
+            </w:r>
+          </w:p>
+        </w:tc>
+      </w:tr>
+      <w:tr>
+        <w:tc>
+          <w:tcPr>
+            <w:tcW w:type="dxa" w:w="2160"/>
+          </w:tcPr>
+          <w:p>
+            <w:r>
+              <w:rPr>
+                <w:b w:val="0"/>
+                <w:i w:val="0"/>
+              </w:rPr>
+              <w:t xml:space="preserve">ip route &lt;host-IP&gt; 255.255.255.255 &lt;next-hop-IP&gt;</w:t>
+            </w:r>
+          </w:p>
+        </w:tc>
+        <w:tc>
+          <w:tcPr>
+            <w:tcW w:type="dxa" w:w="2160"/>
+          </w:tcPr>
+          <w:p>
+            <w:r>
+              <w:rPr>
+                <w:b w:val="0"/>
+                <w:i w:val="0"/>
+              </w:rPr>
+              <w:t xml:space="preserve">Configure a host route</w:t>
+            </w:r>
+          </w:p>
+        </w:tc>
+        <w:tc>
+          <w:tcPr>
+            <w:tcW w:type="dxa" w:w="2160"/>
+          </w:tcPr>
+          <w:p>
+            <w:r>
+              <w:rPr>
+                <w:b w:val="0"/>
+                <w:i w:val="0"/>
+              </w:rPr>
+              <w:t xml:space="preserve">Routes to a single host (/32) through the given next hop.</w:t>
+            </w:r>
+          </w:p>
+        </w:tc>
+        <w:tc>
+          <w:tcPr>
+            <w:tcW w:type="dxa" w:w="2160"/>
+          </w:tcPr>
+          <w:p>
+            <w:r>
+              <w:rPr>
+                <w:b w:val="0"/>
+                <w:i w:val="0"/>
+              </w:rPr>
+              <w:t xml:space="preserve">Router</w:t>
             </w:r>
           </w:p>
         </w:tc>
